--- a/examples/output/mang-may-tinh-do-an.docx
+++ b/examples/output/mang-may-tinh-do-an.docx
@@ -306,13 +306,9 @@
       </w:r>
     </w:p>
     <w:p>
-      <w:r>
-        <w:br w:type="page"/>
-      </w:r>
-    </w:p>
-    <w:p>
       <w:pPr>
         <w:pStyle w:val="FrontHeading"/>
+        <w:pageBreakBefore/>
       </w:pPr>
       <w:r>
         <w:t>MỤC LỤC</w:t>
@@ -338,7 +334,6 @@
         </w:rPr>
         <w:t>LỜI MỞ ĐẦU</w:t>
         <w:tab/>
-        <w:t>2</w:t>
       </w:r>
     </w:p>
     <w:p>
@@ -352,7 +347,6 @@
         </w:rPr>
         <w:t>MỤC LỤC</w:t>
         <w:tab/>
-        <w:t>3</w:t>
       </w:r>
     </w:p>
     <w:p>
@@ -366,7 +360,6 @@
         </w:rPr>
         <w:t>I. Giới thiệu chung</w:t>
         <w:tab/>
-        <w:t>4</w:t>
       </w:r>
     </w:p>
     <w:p>
@@ -380,7 +373,6 @@
         </w:rPr>
         <w:t>1. Thành viên nhóm</w:t>
         <w:tab/>
-        <w:t>4</w:t>
       </w:r>
     </w:p>
     <w:p>
@@ -394,7 +386,6 @@
         </w:rPr>
         <w:t>2. Bảng phân công công việc</w:t>
         <w:tab/>
-        <w:t>4</w:t>
       </w:r>
     </w:p>
     <w:p>
@@ -408,7 +399,6 @@
         </w:rPr>
         <w:t>II. Nội dung</w:t>
         <w:tab/>
-        <w:t>5</w:t>
       </w:r>
     </w:p>
     <w:p>
@@ -422,7 +412,6 @@
         </w:rPr>
         <w:t>1. Bài 1 – Định tuyến tĩnh và DHCP</w:t>
         <w:tab/>
-        <w:t>5</w:t>
       </w:r>
     </w:p>
     <w:p>
@@ -436,7 +425,6 @@
         </w:rPr>
         <w:t>1.1. Đề bài</w:t>
         <w:tab/>
-        <w:t>5</w:t>
       </w:r>
     </w:p>
     <w:p>
@@ -450,7 +438,6 @@
         </w:rPr>
         <w:t>1.2. Bài làm</w:t>
         <w:tab/>
-        <w:t>5</w:t>
       </w:r>
     </w:p>
     <w:p>
@@ -464,7 +451,6 @@
         </w:rPr>
         <w:t>2. Bài 2 – Web, DNS, DHCP Relay và RIP</w:t>
         <w:tab/>
-        <w:t>7</w:t>
       </w:r>
     </w:p>
     <w:p>
@@ -478,7 +464,6 @@
         </w:rPr>
         <w:t>2.1. Đề bài</w:t>
         <w:tab/>
-        <w:t>7</w:t>
       </w:r>
     </w:p>
     <w:p>
@@ -492,7 +477,6 @@
         </w:rPr>
         <w:t>2.2. Bài làm</w:t>
         <w:tab/>
-        <w:t>7</w:t>
       </w:r>
     </w:p>
     <w:p>
@@ -506,7 +490,6 @@
         </w:rPr>
         <w:t>III. Tài liệu tham khảo</w:t>
         <w:tab/>
-        <w:t>9</w:t>
       </w:r>
       <w:r>
         <w:fldChar w:fldCharType="end"/>
@@ -534,12 +517,6 @@
           <w:footerReference w:type="default" r:id="rId10"/>
           <w:pgSz w:w="12240" w:h="15840"/>
           <w:pgMar w:top="1440" w:right="1440" w:bottom="1440" w:left="1440" w:header="720" w:footer="720" w:gutter="0"/>
-          <w:pgBorders w:offsetFrom="page">
-            <w:top w:val="single" w:sz="12" w:space="24" w:color="000000"/>
-            <w:left w:val="single" w:sz="12" w:space="24" w:color="000000"/>
-            <w:bottom w:val="single" w:sz="12" w:space="24" w:color="000000"/>
-            <w:right w:val="single" w:sz="12" w:space="24" w:color="000000"/>
-          </w:pgBorders>
           <w:cols w:space="720"/>
           <w:docGrid w:linePitch="360"/>
         </w:sectPr>
@@ -570,6 +547,7 @@
         <w:rPr>
           <w:rFonts w:ascii="Times New Roman" w:hAnsi="Times New Roman" w:eastAsia="Times New Roman" w:cs="Times New Roman"/>
           <w:b/>
+          <w:i w:val="0"/>
           <w:sz w:val="24"/>
         </w:rPr>
         <w:t xml:space="preserve">Bảng </w:t>
@@ -618,6 +596,7 @@
         <w:rPr>
           <w:rFonts w:ascii="Times New Roman" w:hAnsi="Times New Roman" w:eastAsia="Times New Roman" w:cs="Times New Roman"/>
           <w:b/>
+          <w:i w:val="0"/>
           <w:sz w:val="24"/>
         </w:rPr>
         <w:t xml:space="preserve">: </w:t>
@@ -625,6 +604,7 @@
       <w:r>
         <w:rPr>
           <w:rFonts w:ascii="Times New Roman" w:hAnsi="Times New Roman" w:eastAsia="Times New Roman" w:cs="Times New Roman"/>
+          <w:i/>
           <w:sz w:val="24"/>
         </w:rPr>
         <w:t>Danh sách thành viên nhóm</w:t>
@@ -646,10 +626,10 @@
         <w:tblLook w:firstColumn="1" w:firstRow="1" w:lastColumn="0" w:lastRow="0" w:noHBand="0" w:noVBand="1" w:val="04A0"/>
       </w:tblPr>
       <w:tblGrid>
-        <w:gridCol w:w="2340"/>
-        <w:gridCol w:w="2340"/>
-        <w:gridCol w:w="2340"/>
-        <w:gridCol w:w="2340"/>
+        <w:gridCol w:w="851"/>
+        <w:gridCol w:w="1702"/>
+        <w:gridCol w:w="2553"/>
+        <w:gridCol w:w="4255"/>
       </w:tblGrid>
       <w:tr>
         <w:trPr>
@@ -663,7 +643,7 @@
           </w:tcPr>
           <w:p>
             <w:pPr>
-              <w:spacing w:after="0"/>
+              <w:spacing w:before="0" w:after="0"/>
               <w:jc w:val="center"/>
             </w:pPr>
             <w:r>
@@ -684,7 +664,7 @@
           </w:tcPr>
           <w:p>
             <w:pPr>
-              <w:spacing w:after="0"/>
+              <w:spacing w:before="0" w:after="0"/>
               <w:jc w:val="center"/>
             </w:pPr>
             <w:r>
@@ -705,7 +685,7 @@
           </w:tcPr>
           <w:p>
             <w:pPr>
-              <w:spacing w:after="0"/>
+              <w:spacing w:before="0" w:after="0"/>
               <w:jc w:val="center"/>
             </w:pPr>
             <w:r>
@@ -726,7 +706,7 @@
           </w:tcPr>
           <w:p>
             <w:pPr>
-              <w:spacing w:after="0"/>
+              <w:spacing w:before="0" w:after="0"/>
               <w:jc w:val="center"/>
             </w:pPr>
             <w:r>
@@ -751,7 +731,7 @@
           </w:tcPr>
           <w:p>
             <w:pPr>
-              <w:spacing w:after="0"/>
+              <w:spacing w:before="0" w:after="0"/>
               <w:jc w:val="center"/>
             </w:pPr>
             <w:r>
@@ -770,7 +750,7 @@
           </w:tcPr>
           <w:p>
             <w:pPr>
-              <w:spacing w:after="0"/>
+              <w:spacing w:before="0" w:after="0"/>
               <w:jc w:val="center"/>
             </w:pPr>
             <w:r>
@@ -789,7 +769,7 @@
           </w:tcPr>
           <w:p>
             <w:pPr>
-              <w:spacing w:after="0"/>
+              <w:spacing w:before="0" w:after="0"/>
               <w:jc w:val="center"/>
             </w:pPr>
             <w:r>
@@ -808,7 +788,7 @@
           </w:tcPr>
           <w:p>
             <w:pPr>
-              <w:spacing w:after="0"/>
+              <w:spacing w:before="0" w:after="0"/>
               <w:jc w:val="left"/>
             </w:pPr>
             <w:hyperlink r:id="rId13">
@@ -836,7 +816,7 @@
           </w:tcPr>
           <w:p>
             <w:pPr>
-              <w:spacing w:after="0"/>
+              <w:spacing w:before="0" w:after="0"/>
               <w:jc w:val="center"/>
             </w:pPr>
             <w:r>
@@ -855,7 +835,7 @@
           </w:tcPr>
           <w:p>
             <w:pPr>
-              <w:spacing w:after="0"/>
+              <w:spacing w:before="0" w:after="0"/>
               <w:jc w:val="center"/>
             </w:pPr>
             <w:r>
@@ -874,7 +854,7 @@
           </w:tcPr>
           <w:p>
             <w:pPr>
-              <w:spacing w:after="0"/>
+              <w:spacing w:before="0" w:after="0"/>
               <w:jc w:val="center"/>
             </w:pPr>
             <w:r>
@@ -893,7 +873,7 @@
           </w:tcPr>
           <w:p>
             <w:pPr>
-              <w:spacing w:after="0"/>
+              <w:spacing w:before="0" w:after="0"/>
               <w:jc w:val="left"/>
             </w:pPr>
             <w:hyperlink r:id="rId14">
@@ -933,6 +913,7 @@
         <w:rPr>
           <w:rFonts w:ascii="Times New Roman" w:hAnsi="Times New Roman" w:eastAsia="Times New Roman" w:cs="Times New Roman"/>
           <w:b/>
+          <w:i w:val="0"/>
           <w:sz w:val="24"/>
         </w:rPr>
         <w:t xml:space="preserve">Bảng </w:t>
@@ -981,6 +962,7 @@
         <w:rPr>
           <w:rFonts w:ascii="Times New Roman" w:hAnsi="Times New Roman" w:eastAsia="Times New Roman" w:cs="Times New Roman"/>
           <w:b/>
+          <w:i w:val="0"/>
           <w:sz w:val="24"/>
         </w:rPr>
         <w:t xml:space="preserve">: </w:t>
@@ -988,6 +970,7 @@
       <w:r>
         <w:rPr>
           <w:rFonts w:ascii="Times New Roman" w:hAnsi="Times New Roman" w:eastAsia="Times New Roman" w:cs="Times New Roman"/>
+          <w:i/>
           <w:sz w:val="24"/>
         </w:rPr>
         <w:t>Phân công công việc và mức độ hoàn thành</w:t>
@@ -1009,10 +992,10 @@
         <w:tblLook w:firstColumn="1" w:firstRow="1" w:lastColumn="0" w:lastRow="0" w:noHBand="0" w:noVBand="1" w:val="04A0"/>
       </w:tblPr>
       <w:tblGrid>
-        <w:gridCol w:w="2340"/>
-        <w:gridCol w:w="2340"/>
-        <w:gridCol w:w="2340"/>
-        <w:gridCol w:w="2340"/>
+        <w:gridCol w:w="900"/>
+        <w:gridCol w:w="2700"/>
+        <w:gridCol w:w="3600"/>
+        <w:gridCol w:w="2160"/>
       </w:tblGrid>
       <w:tr>
         <w:trPr>
@@ -1026,7 +1009,7 @@
           </w:tcPr>
           <w:p>
             <w:pPr>
-              <w:spacing w:after="0"/>
+              <w:spacing w:before="0" w:after="0"/>
               <w:jc w:val="center"/>
             </w:pPr>
             <w:r>
@@ -1047,7 +1030,7 @@
           </w:tcPr>
           <w:p>
             <w:pPr>
-              <w:spacing w:after="0"/>
+              <w:spacing w:before="0" w:after="0"/>
               <w:jc w:val="center"/>
             </w:pPr>
             <w:r>
@@ -1068,7 +1051,7 @@
           </w:tcPr>
           <w:p>
             <w:pPr>
-              <w:spacing w:after="0"/>
+              <w:spacing w:before="0" w:after="0"/>
               <w:jc w:val="center"/>
             </w:pPr>
             <w:r>
@@ -1089,7 +1072,7 @@
           </w:tcPr>
           <w:p>
             <w:pPr>
-              <w:spacing w:after="0"/>
+              <w:spacing w:before="0" w:after="0"/>
               <w:jc w:val="center"/>
             </w:pPr>
             <w:r>
@@ -1114,7 +1097,7 @@
           </w:tcPr>
           <w:p>
             <w:pPr>
-              <w:spacing w:after="0"/>
+              <w:spacing w:before="0" w:after="0"/>
               <w:jc w:val="center"/>
             </w:pPr>
             <w:r>
@@ -1133,7 +1116,7 @@
           </w:tcPr>
           <w:p>
             <w:pPr>
-              <w:spacing w:after="0"/>
+              <w:spacing w:before="0" w:after="0"/>
               <w:jc w:val="center"/>
             </w:pPr>
             <w:r>
@@ -1152,7 +1135,7 @@
           </w:tcPr>
           <w:p>
             <w:pPr>
-              <w:spacing w:after="0"/>
+              <w:spacing w:before="0" w:after="0"/>
               <w:ind w:left="227" w:hanging="227"/>
               <w:jc w:val="left"/>
             </w:pPr>
@@ -1166,7 +1149,7 @@
           </w:p>
           <w:p>
             <w:pPr>
-              <w:spacing w:after="0"/>
+              <w:spacing w:before="0" w:after="0"/>
               <w:ind w:left="227" w:hanging="227"/>
               <w:jc w:val="left"/>
             </w:pPr>
@@ -1180,7 +1163,7 @@
           </w:p>
           <w:p>
             <w:pPr>
-              <w:spacing w:after="0"/>
+              <w:spacing w:before="0" w:after="0"/>
               <w:ind w:left="227" w:hanging="227"/>
               <w:jc w:val="left"/>
             </w:pPr>
@@ -1200,7 +1183,7 @@
           </w:tcPr>
           <w:p>
             <w:pPr>
-              <w:spacing w:after="0"/>
+              <w:spacing w:before="0" w:after="0"/>
               <w:jc w:val="center"/>
             </w:pPr>
             <w:r>
@@ -1224,7 +1207,7 @@
           </w:tcPr>
           <w:p>
             <w:pPr>
-              <w:spacing w:after="0"/>
+              <w:spacing w:before="0" w:after="0"/>
               <w:jc w:val="center"/>
             </w:pPr>
             <w:r>
@@ -1243,7 +1226,7 @@
           </w:tcPr>
           <w:p>
             <w:pPr>
-              <w:spacing w:after="0"/>
+              <w:spacing w:before="0" w:after="0"/>
               <w:jc w:val="center"/>
             </w:pPr>
             <w:r>
@@ -1262,7 +1245,7 @@
           </w:tcPr>
           <w:p>
             <w:pPr>
-              <w:spacing w:after="0"/>
+              <w:spacing w:before="0" w:after="0"/>
               <w:ind w:left="227" w:hanging="227"/>
               <w:jc w:val="left"/>
             </w:pPr>
@@ -1276,7 +1259,7 @@
           </w:p>
           <w:p>
             <w:pPr>
-              <w:spacing w:after="0"/>
+              <w:spacing w:before="0" w:after="0"/>
               <w:ind w:left="227" w:hanging="227"/>
               <w:jc w:val="left"/>
             </w:pPr>
@@ -1290,7 +1273,7 @@
           </w:p>
           <w:p>
             <w:pPr>
-              <w:spacing w:after="0"/>
+              <w:spacing w:before="0" w:after="0"/>
               <w:ind w:left="227" w:hanging="227"/>
               <w:jc w:val="left"/>
             </w:pPr>
@@ -1310,7 +1293,7 @@
           </w:tcPr>
           <w:p>
             <w:pPr>
-              <w:spacing w:after="0"/>
+              <w:spacing w:before="0" w:after="0"/>
               <w:jc w:val="center"/>
             </w:pPr>
             <w:r>
@@ -1330,13 +1313,9 @@
       </w:pPr>
     </w:p>
     <w:p>
-      <w:r>
-        <w:br w:type="page"/>
-      </w:r>
-    </w:p>
-    <w:p>
       <w:pPr>
         <w:pStyle w:val="Heading1"/>
+        <w:pageBreakBefore/>
       </w:pPr>
       <w:r>
         <w:t>II. Nội dung</w:t>
@@ -1410,6 +1389,7 @@
         <w:rPr>
           <w:rFonts w:ascii="Times New Roman" w:hAnsi="Times New Roman" w:eastAsia="Times New Roman" w:cs="Times New Roman"/>
           <w:b/>
+          <w:i w:val="0"/>
           <w:sz w:val="24"/>
         </w:rPr>
         <w:t xml:space="preserve">Hình </w:t>
@@ -1458,6 +1438,7 @@
         <w:rPr>
           <w:rFonts w:ascii="Times New Roman" w:hAnsi="Times New Roman" w:eastAsia="Times New Roman" w:cs="Times New Roman"/>
           <w:b/>
+          <w:i w:val="0"/>
           <w:sz w:val="24"/>
         </w:rPr>
         <w:t xml:space="preserve">: </w:t>
@@ -1465,6 +1446,7 @@
       <w:r>
         <w:rPr>
           <w:rFonts w:ascii="Times New Roman" w:hAnsi="Times New Roman" w:eastAsia="Times New Roman" w:cs="Times New Roman"/>
+          <w:i/>
           <w:sz w:val="24"/>
         </w:rPr>
         <w:t>Sơ đồ mạng của bài 1</w:t>
@@ -1651,6 +1633,7 @@
         <w:rPr>
           <w:rFonts w:ascii="Times New Roman" w:hAnsi="Times New Roman" w:eastAsia="Times New Roman" w:cs="Times New Roman"/>
           <w:b/>
+          <w:i w:val="0"/>
           <w:sz w:val="24"/>
         </w:rPr>
         <w:t xml:space="preserve">Bảng </w:t>
@@ -1699,6 +1682,7 @@
         <w:rPr>
           <w:rFonts w:ascii="Times New Roman" w:hAnsi="Times New Roman" w:eastAsia="Times New Roman" w:cs="Times New Roman"/>
           <w:b/>
+          <w:i w:val="0"/>
           <w:sz w:val="24"/>
         </w:rPr>
         <w:t xml:space="preserve">: </w:t>
@@ -1706,6 +1690,7 @@
       <w:r>
         <w:rPr>
           <w:rFonts w:ascii="Times New Roman" w:hAnsi="Times New Roman" w:eastAsia="Times New Roman" w:cs="Times New Roman"/>
+          <w:i/>
           <w:sz w:val="24"/>
         </w:rPr>
         <w:t>Bảng địa chỉ IP tĩnh của các thiết bị</w:t>
@@ -1727,9 +1712,9 @@
         <w:tblLook w:firstColumn="1" w:firstRow="1" w:lastColumn="0" w:lastRow="0" w:noHBand="0" w:noVBand="1" w:val="04A0"/>
       </w:tblPr>
       <w:tblGrid>
-        <w:gridCol w:w="3120"/>
-        <w:gridCol w:w="3120"/>
-        <w:gridCol w:w="3120"/>
+        <w:gridCol w:w="2106"/>
+        <w:gridCol w:w="936"/>
+        <w:gridCol w:w="6318"/>
       </w:tblGrid>
       <w:tr>
         <w:trPr>
@@ -1743,7 +1728,7 @@
           </w:tcPr>
           <w:p>
             <w:pPr>
-              <w:spacing w:after="0"/>
+              <w:spacing w:before="0" w:after="0"/>
               <w:jc w:val="center"/>
             </w:pPr>
             <w:r>
@@ -1764,7 +1749,7 @@
           </w:tcPr>
           <w:p>
             <w:pPr>
-              <w:spacing w:after="0"/>
+              <w:spacing w:before="0" w:after="0"/>
               <w:jc w:val="center"/>
             </w:pPr>
             <w:r>
@@ -1785,7 +1770,7 @@
           </w:tcPr>
           <w:p>
             <w:pPr>
-              <w:spacing w:after="0"/>
+              <w:spacing w:before="0" w:after="0"/>
               <w:jc w:val="center"/>
             </w:pPr>
             <w:r>
@@ -1810,7 +1795,7 @@
           </w:tcPr>
           <w:p>
             <w:pPr>
-              <w:spacing w:after="0"/>
+              <w:spacing w:before="0" w:after="0"/>
               <w:jc w:val="center"/>
             </w:pPr>
             <w:r>
@@ -1829,7 +1814,7 @@
           </w:tcPr>
           <w:p>
             <w:pPr>
-              <w:spacing w:after="0"/>
+              <w:spacing w:before="0" w:after="0"/>
               <w:jc w:val="center"/>
             </w:pPr>
             <w:r>
@@ -1848,7 +1833,7 @@
           </w:tcPr>
           <w:p>
             <w:pPr>
-              <w:spacing w:after="0"/>
+              <w:spacing w:before="0" w:after="0"/>
               <w:jc w:val="left"/>
             </w:pPr>
             <w:r>
@@ -1872,7 +1857,7 @@
           </w:tcPr>
           <w:p>
             <w:pPr>
-              <w:spacing w:after="0"/>
+              <w:spacing w:before="0" w:after="0"/>
               <w:jc w:val="center"/>
             </w:pPr>
             <w:r>
@@ -1891,7 +1876,7 @@
           </w:tcPr>
           <w:p>
             <w:pPr>
-              <w:spacing w:after="0"/>
+              <w:spacing w:before="0" w:after="0"/>
               <w:jc w:val="center"/>
             </w:pPr>
             <w:r>
@@ -1910,7 +1895,7 @@
           </w:tcPr>
           <w:p>
             <w:pPr>
-              <w:spacing w:after="0"/>
+              <w:spacing w:before="0" w:after="0"/>
               <w:jc w:val="left"/>
             </w:pPr>
             <w:r>
@@ -1934,7 +1919,7 @@
           </w:tcPr>
           <w:p>
             <w:pPr>
-              <w:spacing w:after="0"/>
+              <w:spacing w:before="0" w:after="0"/>
               <w:jc w:val="center"/>
             </w:pPr>
             <w:r>
@@ -1953,7 +1938,7 @@
           </w:tcPr>
           <w:p>
             <w:pPr>
-              <w:spacing w:after="0"/>
+              <w:spacing w:before="0" w:after="0"/>
               <w:jc w:val="center"/>
             </w:pPr>
             <w:r>
@@ -1972,7 +1957,7 @@
           </w:tcPr>
           <w:p>
             <w:pPr>
-              <w:spacing w:after="0"/>
+              <w:spacing w:before="0" w:after="0"/>
               <w:jc w:val="left"/>
             </w:pPr>
             <w:r>
@@ -1996,7 +1981,7 @@
           </w:tcPr>
           <w:p>
             <w:pPr>
-              <w:spacing w:after="0"/>
+              <w:spacing w:before="0" w:after="0"/>
               <w:jc w:val="center"/>
             </w:pPr>
             <w:r>
@@ -2015,7 +2000,7 @@
           </w:tcPr>
           <w:p>
             <w:pPr>
-              <w:spacing w:after="0"/>
+              <w:spacing w:before="0" w:after="0"/>
               <w:jc w:val="center"/>
             </w:pPr>
             <w:r>
@@ -2034,7 +2019,7 @@
           </w:tcPr>
           <w:p>
             <w:pPr>
-              <w:spacing w:after="0"/>
+              <w:spacing w:before="0" w:after="0"/>
               <w:jc w:val="left"/>
             </w:pPr>
             <w:r>
@@ -2058,7 +2043,7 @@
           </w:tcPr>
           <w:p>
             <w:pPr>
-              <w:spacing w:after="0"/>
+              <w:spacing w:before="0" w:after="0"/>
               <w:jc w:val="center"/>
             </w:pPr>
             <w:r>
@@ -2077,7 +2062,7 @@
           </w:tcPr>
           <w:p>
             <w:pPr>
-              <w:spacing w:after="0"/>
+              <w:spacing w:before="0" w:after="0"/>
               <w:jc w:val="center"/>
             </w:pPr>
             <w:r>
@@ -2096,7 +2081,7 @@
           </w:tcPr>
           <w:p>
             <w:pPr>
-              <w:spacing w:after="0"/>
+              <w:spacing w:before="0" w:after="0"/>
               <w:jc w:val="left"/>
             </w:pPr>
             <w:r>
@@ -2120,7 +2105,7 @@
           </w:tcPr>
           <w:p>
             <w:pPr>
-              <w:spacing w:after="0"/>
+              <w:spacing w:before="0" w:after="0"/>
               <w:jc w:val="center"/>
             </w:pPr>
             <w:r>
@@ -2139,7 +2124,7 @@
           </w:tcPr>
           <w:p>
             <w:pPr>
-              <w:spacing w:after="0"/>
+              <w:spacing w:before="0" w:after="0"/>
               <w:jc w:val="center"/>
             </w:pPr>
             <w:r>
@@ -2158,7 +2143,7 @@
           </w:tcPr>
           <w:p>
             <w:pPr>
-              <w:spacing w:after="0"/>
+              <w:spacing w:before="0" w:after="0"/>
               <w:jc w:val="left"/>
             </w:pPr>
             <w:r>
@@ -2182,7 +2167,7 @@
           </w:tcPr>
           <w:p>
             <w:pPr>
-              <w:spacing w:after="0"/>
+              <w:spacing w:before="0" w:after="0"/>
               <w:jc w:val="center"/>
             </w:pPr>
             <w:r>
@@ -2201,7 +2186,7 @@
           </w:tcPr>
           <w:p>
             <w:pPr>
-              <w:spacing w:after="0"/>
+              <w:spacing w:before="0" w:after="0"/>
               <w:jc w:val="center"/>
             </w:pPr>
             <w:r>
@@ -2220,7 +2205,7 @@
           </w:tcPr>
           <w:p>
             <w:pPr>
-              <w:spacing w:after="0"/>
+              <w:spacing w:before="0" w:after="0"/>
               <w:jc w:val="left"/>
             </w:pPr>
             <w:r>
@@ -2244,7 +2229,7 @@
           </w:tcPr>
           <w:p>
             <w:pPr>
-              <w:spacing w:after="0"/>
+              <w:spacing w:before="0" w:after="0"/>
               <w:jc w:val="center"/>
             </w:pPr>
             <w:r>
@@ -2263,7 +2248,7 @@
           </w:tcPr>
           <w:p>
             <w:pPr>
-              <w:spacing w:after="0"/>
+              <w:spacing w:before="0" w:after="0"/>
               <w:jc w:val="center"/>
             </w:pPr>
             <w:r>
@@ -2282,7 +2267,7 @@
           </w:tcPr>
           <w:p>
             <w:pPr>
-              <w:spacing w:after="0"/>
+              <w:spacing w:before="0" w:after="0"/>
               <w:jc w:val="left"/>
             </w:pPr>
             <w:r>
@@ -2306,7 +2291,7 @@
           </w:tcPr>
           <w:p>
             <w:pPr>
-              <w:spacing w:after="0"/>
+              <w:spacing w:before="0" w:after="0"/>
               <w:jc w:val="center"/>
             </w:pPr>
             <w:r>
@@ -2325,7 +2310,7 @@
           </w:tcPr>
           <w:p>
             <w:pPr>
-              <w:spacing w:after="0"/>
+              <w:spacing w:before="0" w:after="0"/>
               <w:jc w:val="center"/>
             </w:pPr>
             <w:r>
@@ -2344,7 +2329,7 @@
           </w:tcPr>
           <w:p>
             <w:pPr>
-              <w:spacing w:after="0"/>
+              <w:spacing w:before="0" w:after="0"/>
               <w:jc w:val="left"/>
             </w:pPr>
             <w:r>
@@ -2635,6 +2620,7 @@
         <w:rPr>
           <w:rFonts w:ascii="Times New Roman" w:hAnsi="Times New Roman" w:eastAsia="Times New Roman" w:cs="Times New Roman"/>
           <w:b/>
+          <w:i w:val="0"/>
           <w:sz w:val="24"/>
         </w:rPr>
         <w:t xml:space="preserve">Hình </w:t>
@@ -2683,6 +2669,7 @@
         <w:rPr>
           <w:rFonts w:ascii="Times New Roman" w:hAnsi="Times New Roman" w:eastAsia="Times New Roman" w:cs="Times New Roman"/>
           <w:b/>
+          <w:i w:val="0"/>
           <w:sz w:val="24"/>
         </w:rPr>
         <w:t xml:space="preserve">: </w:t>
@@ -2690,6 +2677,7 @@
       <w:r>
         <w:rPr>
           <w:rFonts w:ascii="Times New Roman" w:hAnsi="Times New Roman" w:eastAsia="Times New Roman" w:cs="Times New Roman"/>
+          <w:i/>
           <w:sz w:val="24"/>
         </w:rPr>
         <w:t>Cấu hình dịch vụ DHCP trên server</w:t>
@@ -2725,12 +2713,13 @@
       <w:pPr>
         <w:pStyle w:val="Caption"/>
         <w:keepNext/>
-        <w:spacing w:after="40"/>
+        <w:spacing w:before="0" w:after="40"/>
         <w:jc w:val="left"/>
       </w:pPr>
       <w:r>
         <w:rPr>
           <w:rFonts w:ascii="Times New Roman" w:hAnsi="Times New Roman" w:eastAsia="Times New Roman" w:cs="Times New Roman"/>
+          <w:i/>
           <w:sz w:val="24"/>
         </w:rPr>
         <w:t>Cấu hình định tuyến tĩnh trên Router 1</w:t>
@@ -2739,6 +2728,7 @@
     <w:p>
       <w:pPr>
         <w:pStyle w:val="CodeBlock"/>
+        <w:keepNext w:val="0"/>
         <w:pBdr>
           <w:left w:val="single" w:sz="18" w:space="6" w:color="2F5496"/>
         </w:pBdr>
@@ -2881,6 +2871,7 @@
         <w:rPr>
           <w:rFonts w:ascii="Times New Roman" w:hAnsi="Times New Roman" w:eastAsia="Times New Roman" w:cs="Times New Roman"/>
           <w:b/>
+          <w:i w:val="0"/>
           <w:sz w:val="24"/>
         </w:rPr>
         <w:t xml:space="preserve">Hình </w:t>
@@ -2929,6 +2920,7 @@
         <w:rPr>
           <w:rFonts w:ascii="Times New Roman" w:hAnsi="Times New Roman" w:eastAsia="Times New Roman" w:cs="Times New Roman"/>
           <w:b/>
+          <w:i w:val="0"/>
           <w:sz w:val="24"/>
         </w:rPr>
         <w:t xml:space="preserve">: </w:t>
@@ -2936,6 +2928,7 @@
       <w:r>
         <w:rPr>
           <w:rFonts w:ascii="Times New Roman" w:hAnsi="Times New Roman" w:eastAsia="Times New Roman" w:cs="Times New Roman"/>
+          <w:i/>
           <w:sz w:val="24"/>
         </w:rPr>
         <w:t>Kiểm tra kết nối từ PC3 đến PC5</w:t>
@@ -3179,12 +3172,13 @@
       <w:pPr>
         <w:pStyle w:val="Caption"/>
         <w:keepNext/>
-        <w:spacing w:after="40"/>
+        <w:spacing w:before="0" w:after="40"/>
         <w:jc w:val="left"/>
       </w:pPr>
       <w:r>
         <w:rPr>
           <w:rFonts w:ascii="Times New Roman" w:hAnsi="Times New Roman" w:eastAsia="Times New Roman" w:cs="Times New Roman"/>
+          <w:i/>
           <w:sz w:val="24"/>
         </w:rPr>
         <w:t>Cấu hình DHCP Relay Agent</w:t>
@@ -3193,6 +3187,7 @@
     <w:p>
       <w:pPr>
         <w:pStyle w:val="CodeBlock"/>
+        <w:keepNext w:val="0"/>
         <w:pBdr>
           <w:left w:val="single" w:sz="18" w:space="6" w:color="2F5496"/>
         </w:pBdr>
@@ -3286,6 +3281,7 @@
         <w:rPr>
           <w:rFonts w:ascii="Times New Roman" w:hAnsi="Times New Roman" w:eastAsia="Times New Roman" w:cs="Times New Roman"/>
           <w:b/>
+          <w:i w:val="0"/>
           <w:sz w:val="24"/>
         </w:rPr>
         <w:t xml:space="preserve">Hình </w:t>
@@ -3334,6 +3330,7 @@
         <w:rPr>
           <w:rFonts w:ascii="Times New Roman" w:hAnsi="Times New Roman" w:eastAsia="Times New Roman" w:cs="Times New Roman"/>
           <w:b/>
+          <w:i w:val="0"/>
           <w:sz w:val="24"/>
         </w:rPr>
         <w:t xml:space="preserve">: </w:t>
@@ -3341,6 +3338,7 @@
       <w:r>
         <w:rPr>
           <w:rFonts w:ascii="Times New Roman" w:hAnsi="Times New Roman" w:eastAsia="Times New Roman" w:cs="Times New Roman"/>
+          <w:i/>
           <w:sz w:val="24"/>
         </w:rPr>
         <w:t>Truy cập www.congtyhanhoa.vn từ PC3 và PC5</w:t>
@@ -3362,13 +3360,9 @@
       </w:r>
     </w:p>
     <w:p>
-      <w:r>
-        <w:br w:type="page"/>
-      </w:r>
-    </w:p>
-    <w:p>
       <w:pPr>
         <w:pStyle w:val="Heading1"/>
+        <w:pageBreakBefore/>
       </w:pPr>
       <w:r>
         <w:t>III. Tài liệu tham khảo</w:t>
@@ -3447,12 +3441,6 @@
       <w:footerReference w:type="default" r:id="rId12"/>
       <w:pgSz w:w="12240" w:h="15840"/>
       <w:pgMar w:top="1440" w:right="1440" w:bottom="1440" w:left="1440" w:header="720" w:footer="720" w:gutter="0"/>
-      <w:pgBorders w:offsetFrom="page">
-        <w:top w:val="single" w:sz="12" w:space="24" w:color="000000"/>
-        <w:left w:val="single" w:sz="12" w:space="24" w:color="000000"/>
-        <w:bottom w:val="single" w:sz="12" w:space="24" w:color="000000"/>
-        <w:right w:val="single" w:sz="12" w:space="24" w:color="000000"/>
-      </w:pgBorders>
       <w:cols w:space="720"/>
       <w:docGrid w:linePitch="360"/>
     </w:sectPr>
@@ -4153,7 +4141,7 @@
       <w:keepNext/>
       <w:keepLines/>
       <w:spacing w:before="240" w:after="120" w:line="240" w:lineRule="auto"/>
-      <w:ind w:left="0" w:firstLine="0"/>
+      <w:ind w:left="357" w:firstLine="0"/>
       <w:jc w:val="left"/>
       <w:outlineLvl w:val="0"/>
     </w:pPr>
@@ -4162,7 +4150,7 @@
       <w:b/>
       <w:bCs/>
       <w:i w:val="0"/>
-      <w:color w:val="2F5496"/>
+      <w:color w:val="1F3763"/>
       <w:sz w:val="28"/>
       <w:szCs w:val="28"/>
     </w:rPr>
@@ -4189,7 +4177,7 @@
       <w:b/>
       <w:bCs/>
       <w:i w:val="0"/>
-      <w:color w:val="2F5496"/>
+      <w:color w:val="1F3763"/>
       <w:sz w:val="28"/>
       <w:szCs w:val="26"/>
     </w:rPr>
@@ -4233,16 +4221,19 @@
     <w:pPr>
       <w:keepNext/>
       <w:keepLines/>
-      <w:spacing w:before="200" w:after="0"/>
+      <w:spacing w:before="80" w:after="40" w:line="240" w:lineRule="auto"/>
+      <w:ind w:left="357" w:firstLine="0"/>
+      <w:jc w:val="left"/>
       <w:outlineLvl w:val="3"/>
     </w:pPr>
     <w:rPr>
-      <w:rFonts w:asciiTheme="majorHAnsi" w:eastAsiaTheme="majorEastAsia" w:hAnsiTheme="majorHAnsi" w:cstheme="majorBidi"/>
+      <w:rFonts w:ascii="Times New Roman" w:hAnsi="Times New Roman" w:eastAsia="Times New Roman" w:cs="Times New Roman"/>
       <w:b/>
       <w:bCs/>
       <w:i/>
       <w:iCs/>
-      <w:color w:val="4F81BD" w:themeColor="accent1"/>
+      <w:color w:val="1F3763"/>
+      <w:sz w:val="28"/>
     </w:rPr>
   </w:style>
   <w:style w:type="paragraph" w:styleId="Heading5">
@@ -15821,6 +15812,18 @@
       <w:rFonts w:ascii="Consolas" w:hAnsi="Consolas" w:eastAsia="Consolas" w:cs="Consolas"/>
       <w:sz w:val="22"/>
     </w:rPr>
+  </w:style>
+  <w:style w:type="paragraph" w:customStyle="1" w:styleId="tableoffigures">
+    <w:name w:val="table of figures"/>
+    <w:basedOn w:val="Normal"/>
+    <w:pPr>
+      <w:tabs>
+        <w:tab w:pos="9360" w:val="right" w:leader="dot"/>
+      </w:tabs>
+      <w:spacing w:after="60"/>
+      <w:ind w:firstLine="0"/>
+      <w:jc w:val="left"/>
+    </w:pPr>
   </w:style>
   <w:style w:type="paragraph" w:customStyle="1" w:styleId="toc1">
     <w:name w:val="toc 1"/>
